--- a/templates/ai-governance-policy-llc.docx
+++ b/templates/ai-governance-policy-llc.docx
@@ -4,29 +4,6 @@
   <w:body>
     <w:p>
       <w:pPr>
-        <w:spacing w:after="240"/>
-        <w:jc w:val="left"/>
-      </w:pPr>
-      <w:r>
-        <w:rPr>
-          <w:b/>
-          <w:i/>
-          <w:sz w:val="20"/>
-          <w:szCs w:val="20"/>
-        </w:rPr>
-        <w:t xml:space="preserve">Drafting note (delete before use): </w:t>
-      </w:r>
-      <w:r>
-        <w:rPr>
-          <w:i/>
-          <w:sz w:val="20"/>
-          <w:szCs w:val="20"/>
-        </w:rPr>
-        <w:t xml:space="preserve">The Manager-adopted policy that sets what the company’s AI agent may do on its own, what needs the Manager’s sign-off, and what is reserved to the Member. It implements Section 9 of the Operating Agreement. Fill the bracketed names and the Schedule 1/Schedule 2 limits. In a single-member LLC, the formation forms establish that one human is the Member, the Manager, and the AI Oversight Officer.</w:t>
-      </w:r>
-    </w:p>
-    <w:p>
-      <w:pPr>
         <w:pStyle w:val="normal1"/>
         <w:spacing w:lineRule="auto" w:line="240" w:before="0" w:after="60"/>
         <w:jc w:val="center"/>
@@ -73,7 +50,7 @@
           <w:sz w:val="26"/>
           <w:szCs w:val="26"/>
         </w:rPr>
-        <w:t>[COMPANY NAME], LLC</w:t>
+        <w:t>{Company Name}</w:t>
       </w:r>
     </w:p>
     <w:p>
@@ -90,7 +67,7 @@
           <w:sz w:val="22"/>
           <w:szCs w:val="22"/>
         </w:rPr>
-        <w:t>Adopted by the Manager on [DATE]</w:t>
+        <w:t>Adopted by the Manager on {Effective Date}</w:t>
       </w:r>
     </w:p>
     <w:p>
@@ -142,7 +119,7 @@
       </w:pPr>
       <w:r>
         <w:rPr/>
-        <w:t>This AI Governance Policy (this “Policy”) is adopted by the Manager of [COMPANY NAME], LLC (the “Company”) under Section</w:t>
+        <w:t>This AI Governance Policy (this “Policy”) is adopted by the Manager of {Company Name} (the “Company”) under Section</w:t>
       </w:r>
       <w:r>
         <w:rPr/>
@@ -257,7 +234,7 @@
       </w:pPr>
       <w:r>
         <w:rPr/>
-        <w:t>The Manager shall designate one or more natural persons to supervise the AI Agent(s) (each, an “AI Oversight Officer”). The initial AI Oversight Officer is [NAME], who also serves as the Company’s sole Member and Manager. The AI Oversight Officer is accountable for administering this Policy, maintaining the Audit Log, and reporting to the Member. The AI Agent is a tool of the Company and is not a member, manager, or officer.</w:t>
+        <w:t>The Manager shall designate one or more natural persons to supervise the AI Agent(s) (each, an “AI Oversight Officer”). The initial AI Oversight Officer is {Member Name}, who also serves as the Company’s sole Member and Manager. The AI Oversight Officer is accountable for administering this Policy, maintaining the Audit Log, and reporting to the Member. The AI Agent is a tool of the Company and is not a member, manager, or officer.</w:t>
       </w:r>
     </w:p>
     <w:p>
@@ -320,7 +297,7 @@
       </w:r>
       <w:r>
         <w:rPr/>
-        <w:t xml:space="preserve"> commercial contracts (including click-wrap agreements) in the ordinary course with a value at or below $[THRESHOLD]; (ii) purchase goods and services in the ordinary course within approved budgets; (iii) communicate with customers, vendors, and counterparties; (iv) create and maintain the Company’s books, records, and ordinary regulatory filings; and (v) initiate and receive payments within the limits on Schedule 2.</w:t>
+        <w:t xml:space="preserve"> commercial contracts (including click-wrap agreements) in the ordinary course with a value at or below {Contract Threshold}; (ii) purchase goods and services in the ordinary course within approved budgets; (iii) communicate with customers, vendors, and counterparties; (iv) create and maintain the Company’s books, records, and ordinary regulatory filings; and (v) initiate and receive payments within the limits on Schedule 2.</w:t>
       </w:r>
     </w:p>
     <w:p>
@@ -372,7 +349,7 @@
       </w:pPr>
       <w:r>
         <w:rPr/>
-        <w:t>The following require the advance approval of the AI Oversight Officer or the Manager: (i) any contract with a value above $[THRESHOLD] or outside the ordinary course; (ii) engaging, or terminating the engagement of, or terminating personnel or contractors; (iii) opening or closing financial accounts; (iv) public statements made in the name of the Company; and (v) any matter Schedule 2 designates as requiring advance approval or sign-off prior to taking action.</w:t>
+        <w:t>The following require the advance approval of the AI Oversight Officer or the Manager: (i) any contract with a value above {Contract Threshold} or outside the ordinary course; (ii) engaging or terminating the engagement of personnel or contractors; (iii) opening or closing financial accounts; (iv) public statements made in the name of the Company; and (v) any matter Schedule 2 designates as requiring advance approval or sign-off prior to taking action.</w:t>
       </w:r>
     </w:p>
     <w:p>
@@ -799,7 +776,7 @@
       </w:pPr>
       <w:r>
         <w:rPr/>
-        <w:t>______________________________</w:t>
+        <w:t>{signature:member_____}</w:t>
       </w:r>
     </w:p>
     <w:p>
@@ -810,7 +787,7 @@
       </w:pPr>
       <w:r>
         <w:rPr/>
-        <w:t>[NAME], Manager</w:t>
+        <w:t>{Member Name}, Manager</w:t>
       </w:r>
     </w:p>
     <w:p>
@@ -821,7 +798,7 @@
       </w:pPr>
       <w:r>
         <w:rPr/>
-        <w:t>______________________________</w:t>
+        <w:t>{signature:member_____}</w:t>
       </w:r>
     </w:p>
     <w:p>
@@ -835,7 +812,7 @@
       </w:r>
       <w:r>
         <w:rPr/>
-        <w:t>[NAME], AI Oversight Officer</w:t>
+        <w:t>{Member Name}, AI Oversight Officer</w:t>
       </w:r>
       <w:r>
         <w:rPr/>
@@ -891,7 +868,7 @@
       </w:r>
       <w:r>
         <w:rPr/>
-        <w:t>[Identify each AI Agent in use — for example, the model and provider and the interface through which it acts (e.g., “the ‘Operator’ agent built on [provider]’s [model family], accessed via the company’s application”). Per Section 11, version updates within the same provider and model family are logged in the Audit Log and do not require re-adoption of this Policy.]</w:t>
+        <w:t>{AI Agent Description}</w:t>
       </w:r>
     </w:p>
     <w:p>
@@ -939,7 +916,7 @@
       </w:r>
       <w:r>
         <w:rPr/>
-        <w:t>[Set the dollar thresholds and category limits referenced in Sections 4–5 — e.g., per-contract and aggregate spending limits, payment limits, approved vendor or budget categories, and any matters that always require Manager or Member sign-off.]</w:t>
+        <w:t>{Authority Limits}</w:t>
       </w:r>
     </w:p>
     <w:sectPr>
@@ -1106,7 +1083,7 @@
         <w:sz w:val="20"/>
         <w:szCs w:val="20"/>
       </w:rPr>
-      <w:t>[COMPANY NAME], LLC — AI Governance Policy</w:t>
+      <w:t>{Company Name} — AI Governance Policy</w:t>
     </w:r>
   </w:p>
 </w:hdr>
@@ -1128,7 +1105,7 @@
         <w:sz w:val="20"/>
         <w:szCs w:val="20"/>
       </w:rPr>
-      <w:t>[COMPANY NAME], LLC — AI Governance Policy</w:t>
+      <w:t>{Company Name} — AI Governance Policy</w:t>
     </w:r>
   </w:p>
 </w:hdr>
